--- a/documents-src/guidelines/cpcf-rapid-response-resilience-fund-guidelines.docx
+++ b/documents-src/guidelines/cpcf-rapid-response-resilience-fund-guidelines.docx
@@ -79,7 +79,7 @@
           </w:p>
           <w:p>
             <w:r>
-              <w:t>Program page: https://example.github.io/cinder-peaks-community-foundation/grants/rapid-response-resilience-fund/</w:t>
+              <w:t>Program page: https://hufsa-stack.github.io/cinder-peaks-community-foundation/grants/rapid-response-resilience-fund/</w:t>
             </w:r>
           </w:p>
         </w:tc>
@@ -612,7 +612,7 @@
         <w:t xml:space="preserve">Rapid Response Request Form: </w:t>
       </w:r>
       <w:r>
-        <w:t>https://example.github.io/cinder-peaks-community-foundation/documents/templates/cpcf-rapid-response-request-form.pdf</w:t>
+        <w:t>https://hufsa-stack.github.io/cinder-peaks-community-foundation/documents/templates/cpcf-rapid-response-request-form.pdf</w:t>
       </w:r>
     </w:p>
     <w:p>
@@ -626,7 +626,7 @@
         <w:t xml:space="preserve">Rapid Response Use of Funds Report: </w:t>
       </w:r>
       <w:r>
-        <w:t>https://example.github.io/cinder-peaks-community-foundation/documents/reporting/cpcf-rapid-response-use-of-funds-report.pdf</w:t>
+        <w:t>https://hufsa-stack.github.io/cinder-peaks-community-foundation/documents/reporting/cpcf-rapid-response-use-of-funds-report.pdf</w:t>
       </w:r>
     </w:p>
     <w:tbl>

--- a/documents-src/guidelines/cpcf-rapid-response-resilience-fund-guidelines.docx
+++ b/documents-src/guidelines/cpcf-rapid-response-resilience-fund-guidelines.docx
@@ -127,7 +127,7 @@
         <w:rPr>
           <w:i w:val="0"/>
         </w:rPr>
-        <w:t>Focus areas: Health &amp; Human Services, Environment &amp; Land Stewardship.</w:t>
+        <w:t>Focus areas: Environment &amp; Land Stewardship, Civic &amp; Economic Opportunity.</w:t>
       </w:r>
     </w:p>
     <w:p>

--- a/documents-src/guidelines/cpcf-rapid-response-resilience-fund-guidelines.docx
+++ b/documents-src/guidelines/cpcf-rapid-response-resilience-fund-guidelines.docx
@@ -59,7 +59,7 @@
           </w:p>
           <w:p>
             <w:r>
-              <w:t>Funding: Up to $10,000; most awards range from $2,500 to $7,500</w:t>
+              <w:t>Funding: Up to $7,500; most awards range from $2,500 to $7,500</w:t>
             </w:r>
           </w:p>
           <w:p>
@@ -311,7 +311,7 @@
         <w:rPr>
           <w:i w:val="0"/>
         </w:rPr>
-        <w:t>Up to $10,000; most awards range from $2,500 to $7,500. Emergency response or preparedness project support.</w:t>
+        <w:t>Up to $7,500; most awards range from $2,500 to $7,500. Emergency response or preparedness project support.</w:t>
       </w:r>
     </w:p>
     <w:p>
